--- a/results/manuscript/jcmds_submission/title_page_jcmds_v1.docx
+++ b/results/manuscript/jcmds_submission/title_page_jcmds_v1.docx
@@ -83,7 +83,7 @@
     </w:p>
     <w:p>
       <w:r>
-        <w:t>Word count: Abstract 235; Main text 4433 (excluding references, tables and figures)</w:t>
+        <w:t>Word count: Abstract 235; Main text 4386 (excluding references, tables and figures)</w:t>
       </w:r>
     </w:p>
     <w:p/>
@@ -127,7 +127,7 @@
     </w:p>
     <w:p>
       <w:r>
-        <w:t>Generative AI and AI-assisted technologies: During the preparation of this work the author(s) used OpenAI GPT-4 and GPT-4o (accessed August 2025 through August 2026) to draft and revise prose, format references, generate figures and implement the computational pipeline. After using these tools, the author reviewed and edited the content as needed and takes full responsibility for the content of the published article. The author designed the study, wrote the simulation code, selected all references, verified every numerical result against repository outputs and approved the final scientific content.</w:t>
+        <w:t>Generative AI and AI-assisted technologies: During the preparation of this work the author(s) used OpenAI GPT-4 and GPT-4o (accessed August 2025 through the date of submission) to draft and revise prose, format references, generate figures and implement the computational pipeline. After using these tools, the author reviewed and edited the content as needed and takes full responsibility for the content of the published article. The author designed the study, wrote the simulation code, selected all references, verified every numerical result against repository outputs and approved the final scientific content.</w:t>
       </w:r>
     </w:p>
     <w:p>
